--- a/Linux/Thread/Thread.docx
+++ b/Linux/Thread/Thread.docx
@@ -1400,23 +1400,13 @@
           <w:szCs w:val="24"/>
         </w:rPr>
       </w:pPr>
-      <w:proofErr w:type="gramStart"/>
-      <w:r>
-        <w:rPr>
-          <w:rFonts w:ascii="Times New Roman" w:eastAsia="Times New Roman" w:hAnsi="Times New Roman" w:cs="Times New Roman"/>
-          <w:sz w:val="24"/>
-          <w:szCs w:val="24"/>
-        </w:rPr>
-        <w:t>trong</w:t>
-      </w:r>
-      <w:proofErr w:type="gramEnd"/>
-      <w:r>
-        <w:rPr>
-          <w:rFonts w:ascii="Times New Roman" w:eastAsia="Times New Roman" w:hAnsi="Times New Roman" w:cs="Times New Roman"/>
-          <w:sz w:val="24"/>
-          <w:szCs w:val="24"/>
-        </w:rPr>
-        <w:t xml:space="preserve"> </w:t>
+      <w:r>
+        <w:rPr>
+          <w:rFonts w:ascii="Times New Roman" w:eastAsia="Times New Roman" w:hAnsi="Times New Roman" w:cs="Times New Roman"/>
+          <w:sz w:val="24"/>
+          <w:szCs w:val="24"/>
+        </w:rPr>
+        <w:t xml:space="preserve">trong </w:t>
       </w:r>
       <w:r>
         <w:rPr>
@@ -1609,9 +1599,51 @@
         <w:rPr>
           <w:rStyle w:val="m"/>
         </w:rPr>
-        <w:t>pthread_</w:t>
-      </w:r>
-      <w:proofErr w:type="gramStart"/>
+        <w:t>pthread_exit</w:t>
+      </w:r>
+      <w:r>
+        <w:t>(</w:t>
+      </w:r>
+      <w:r>
+        <w:rPr>
+          <w:rStyle w:val="j"/>
+        </w:rPr>
+        <w:t>NULL</w:t>
+      </w:r>
+      <w:r>
+        <w:t>); thì main kết thúc, các thread khác vẫn chạy.</w:t>
+      </w:r>
+    </w:p>
+    <w:p>
+      <w:pPr>
+        <w:spacing w:before="100" w:beforeAutospacing="1" w:after="100" w:afterAutospacing="1" w:line="240" w:lineRule="auto"/>
+        <w:rPr>
+          <w:rFonts w:ascii="Times New Roman" w:eastAsia="Times New Roman" w:hAnsi="Times New Roman" w:cs="Times New Roman"/>
+          <w:sz w:val="24"/>
+          <w:szCs w:val="24"/>
+        </w:rPr>
+      </w:pPr>
+      <w:r>
+        <w:t xml:space="preserve">Nếu main gọi </w:t>
+      </w:r>
+      <w:r>
+        <w:rPr>
+          <w:rStyle w:val="g"/>
+        </w:rPr>
+        <w:t>return</w:t>
+      </w:r>
+      <w:r>
+        <w:t xml:space="preserve"> </w:t>
+      </w:r>
+      <w:r>
+        <w:rPr>
+          <w:rStyle w:val="j"/>
+        </w:rPr>
+        <w:t>0</w:t>
+      </w:r>
+      <w:r>
+        <w:t xml:space="preserve">; hoặc </w:t>
+      </w:r>
       <w:r>
         <w:rPr>
           <w:rStyle w:val="m"/>
@@ -1621,58 +1653,6 @@
       <w:r>
         <w:t>(</w:t>
       </w:r>
-      <w:proofErr w:type="gramEnd"/>
-      <w:r>
-        <w:rPr>
-          <w:rStyle w:val="j"/>
-        </w:rPr>
-        <w:t>NULL</w:t>
-      </w:r>
-      <w:r>
-        <w:t>); thì main kết thúc, các thread khác vẫn chạy.</w:t>
-      </w:r>
-    </w:p>
-    <w:p>
-      <w:pPr>
-        <w:spacing w:before="100" w:beforeAutospacing="1" w:after="100" w:afterAutospacing="1" w:line="240" w:lineRule="auto"/>
-        <w:rPr>
-          <w:rFonts w:ascii="Times New Roman" w:eastAsia="Times New Roman" w:hAnsi="Times New Roman" w:cs="Times New Roman"/>
-          <w:sz w:val="24"/>
-          <w:szCs w:val="24"/>
-        </w:rPr>
-      </w:pPr>
-      <w:r>
-        <w:t xml:space="preserve">Nếu main gọi </w:t>
-      </w:r>
-      <w:r>
-        <w:rPr>
-          <w:rStyle w:val="g"/>
-        </w:rPr>
-        <w:t>return</w:t>
-      </w:r>
-      <w:r>
-        <w:t xml:space="preserve"> </w:t>
-      </w:r>
-      <w:r>
-        <w:rPr>
-          <w:rStyle w:val="j"/>
-        </w:rPr>
-        <w:t>0</w:t>
-      </w:r>
-      <w:r>
-        <w:t xml:space="preserve">; hoặc </w:t>
-      </w:r>
-      <w:proofErr w:type="gramStart"/>
-      <w:r>
-        <w:rPr>
-          <w:rStyle w:val="m"/>
-        </w:rPr>
-        <w:t>exit</w:t>
-      </w:r>
-      <w:r>
-        <w:t>(</w:t>
-      </w:r>
-      <w:proofErr w:type="gramEnd"/>
       <w:r>
         <w:rPr>
           <w:rStyle w:val="j"/>
@@ -1781,14 +1761,7 @@
         <w:rPr>
           <w:rStyle w:val="m"/>
         </w:rPr>
-        <w:t>tid2 mà dùng hàm pthread_</w:t>
-      </w:r>
-      <w:proofErr w:type="gramStart"/>
-      <w:r>
-        <w:rPr>
-          <w:rStyle w:val="m"/>
-        </w:rPr>
-        <w:t>equal</w:t>
+        <w:t>tid2 mà dùng hàm pthread_equal</w:t>
       </w:r>
       <w:r>
         <w:rPr>
@@ -1796,7 +1769,6 @@
         </w:rPr>
         <w:t>(</w:t>
       </w:r>
-      <w:proofErr w:type="gramEnd"/>
       <w:r>
         <w:rPr>
           <w:rStyle w:val="m"/>
@@ -1958,25 +1930,7 @@
           <w:sz w:val="32"/>
           <w:szCs w:val="32"/>
         </w:rPr>
-        <w:t xml:space="preserve"> Pthread_</w:t>
-      </w:r>
-      <w:proofErr w:type="gramStart"/>
-      <w:r>
-        <w:rPr>
-          <w:b/>
-          <w:sz w:val="32"/>
-          <w:szCs w:val="32"/>
-        </w:rPr>
-        <w:t>join(</w:t>
-      </w:r>
-      <w:proofErr w:type="gramEnd"/>
-      <w:r>
-        <w:rPr>
-          <w:b/>
-          <w:sz w:val="32"/>
-          <w:szCs w:val="32"/>
-        </w:rPr>
-        <w:t>)</w:t>
+        <w:t xml:space="preserve"> Pthread_join()</w:t>
       </w:r>
       <w:r>
         <w:rPr>
@@ -2105,13 +2059,7 @@
         <w:rPr>
           <w:b/>
         </w:rPr>
-        <w:t>Joinable (không detached)</w:t>
-      </w:r>
-      <w:r>
-        <w:rPr>
-          <w:b/>
-        </w:rPr>
-        <w:t xml:space="preserve">: </w:t>
+        <w:t xml:space="preserve">Joinable (không detached): </w:t>
       </w:r>
       <w:r>
         <w:t xml:space="preserve">Đây là trạng thái mặc định của </w:t>
@@ -2120,27 +2068,10 @@
         <w:rPr>
           <w:rStyle w:val="HTMLCode"/>
         </w:rPr>
-        <w:t>pthread_</w:t>
-      </w:r>
-      <w:proofErr w:type="gramStart"/>
-      <w:r>
-        <w:rPr>
-          <w:rStyle w:val="HTMLCode"/>
-        </w:rPr>
-        <w:t>create(</w:t>
-      </w:r>
-      <w:proofErr w:type="gramEnd"/>
-      <w:r>
-        <w:rPr>
-          <w:rStyle w:val="HTMLCode"/>
-        </w:rPr>
-        <w:t>)</w:t>
-      </w:r>
-      <w:r>
-        <w:t>.Khi thread kết thúc</w:t>
-      </w:r>
-      <w:r>
-        <w:t>, code thread đã chạy xong nhưng hệ điều hành chưa giải phóng tài nguyên mà chờ 1 thread khác gọi.</w:t>
+        <w:t>pthread_create()</w:t>
+      </w:r>
+      <w:r>
+        <w:t>.Khi thread kết thúc, code thread đã chạy xong nhưng hệ điều hành chưa giải phóng tài nguyên mà chờ 1 thread khác gọi.</w:t>
       </w:r>
       <w:r>
         <w:t xml:space="preserve"> </w:t>
@@ -2154,25 +2085,7 @@
           <w:sz w:val="20"/>
           <w:szCs w:val="20"/>
         </w:rPr>
-        <w:t>pthread_</w:t>
-      </w:r>
-      <w:proofErr w:type="gramStart"/>
-      <w:r>
-        <w:rPr>
-          <w:rFonts w:ascii="Courier New" w:hAnsi="Courier New" w:cs="Courier New"/>
-          <w:sz w:val="20"/>
-          <w:szCs w:val="20"/>
-        </w:rPr>
-        <w:t>join(</w:t>
-      </w:r>
-      <w:proofErr w:type="gramEnd"/>
-      <w:r>
-        <w:rPr>
-          <w:rFonts w:ascii="Courier New" w:hAnsi="Courier New" w:cs="Courier New"/>
-          <w:sz w:val="20"/>
-          <w:szCs w:val="20"/>
-        </w:rPr>
-        <w:t>)</w:t>
+        <w:t>pthread_join()</w:t>
       </w:r>
       <w:r>
         <w:t xml:space="preserve"> được gọi:</w:t>
@@ -2239,12 +2152,12 @@
         <w:t xml:space="preserve">: </w:t>
       </w:r>
       <w:r>
-        <w:t>Nếu sau khi tạo thread, ta gọi</w:t>
-      </w:r>
-      <w:r>
-        <w:t xml:space="preserve"> </w:t>
-      </w:r>
-      <w:r>
+        <w:t xml:space="preserve">Nếu sau khi tạo thread, ta gọi </w:t>
+      </w:r>
+      <w:r>
+        <w:rPr>
+          <w:noProof/>
+        </w:rPr>
         <w:drawing>
           <wp:inline distT="0" distB="0" distL="0" distR="0" wp14:anchorId="3578961C" wp14:editId="64E56196">
             <wp:extent cx="1842447" cy="565940"/>
@@ -2304,25 +2217,7 @@
           <w:sz w:val="24"/>
           <w:szCs w:val="24"/>
         </w:rPr>
-        <w:t xml:space="preserve">Hệ điều hành tự động </w:t>
-      </w:r>
-      <w:proofErr w:type="gramStart"/>
-      <w:r>
-        <w:rPr>
-          <w:rFonts w:ascii="Times New Roman" w:eastAsia="Times New Roman" w:hAnsi="Times New Roman" w:cs="Times New Roman"/>
-          <w:sz w:val="24"/>
-          <w:szCs w:val="24"/>
-        </w:rPr>
-        <w:t>thu</w:t>
-      </w:r>
-      <w:proofErr w:type="gramEnd"/>
-      <w:r>
-        <w:rPr>
-          <w:rFonts w:ascii="Times New Roman" w:eastAsia="Times New Roman" w:hAnsi="Times New Roman" w:cs="Times New Roman"/>
-          <w:sz w:val="24"/>
-          <w:szCs w:val="24"/>
-        </w:rPr>
-        <w:t xml:space="preserve"> hồi toàn bộ tài nguyên. </w:t>
+        <w:t xml:space="preserve">Hệ điều hành tự động thu hồi toàn bộ tài nguyên. </w:t>
       </w:r>
     </w:p>
     <w:p>
@@ -2352,25 +2247,7 @@
           <w:sz w:val="20"/>
           <w:szCs w:val="20"/>
         </w:rPr>
-        <w:t>pthread_</w:t>
-      </w:r>
-      <w:proofErr w:type="gramStart"/>
-      <w:r>
-        <w:rPr>
-          <w:rFonts w:ascii="Courier New" w:eastAsia="Times New Roman" w:hAnsi="Courier New" w:cs="Courier New"/>
-          <w:sz w:val="20"/>
-          <w:szCs w:val="20"/>
-        </w:rPr>
-        <w:t>join(</w:t>
-      </w:r>
-      <w:proofErr w:type="gramEnd"/>
-      <w:r>
-        <w:rPr>
-          <w:rFonts w:ascii="Courier New" w:eastAsia="Times New Roman" w:hAnsi="Courier New" w:cs="Courier New"/>
-          <w:sz w:val="20"/>
-          <w:szCs w:val="20"/>
-        </w:rPr>
-        <w:t>)</w:t>
+        <w:t>pthread_join()</w:t>
       </w:r>
       <w:r>
         <w:rPr>
@@ -2426,25 +2303,7 @@
           <w:sz w:val="20"/>
           <w:szCs w:val="20"/>
         </w:rPr>
-        <w:t>pthread_</w:t>
-      </w:r>
-      <w:proofErr w:type="gramStart"/>
-      <w:r>
-        <w:rPr>
-          <w:rFonts w:ascii="Courier New" w:eastAsia="Times New Roman" w:hAnsi="Courier New" w:cs="Courier New"/>
-          <w:sz w:val="20"/>
-          <w:szCs w:val="20"/>
-        </w:rPr>
-        <w:t>join(</w:t>
-      </w:r>
-      <w:proofErr w:type="gramEnd"/>
-      <w:r>
-        <w:rPr>
-          <w:rFonts w:ascii="Courier New" w:eastAsia="Times New Roman" w:hAnsi="Courier New" w:cs="Courier New"/>
-          <w:sz w:val="20"/>
-          <w:szCs w:val="20"/>
-        </w:rPr>
-        <w:t>)</w:t>
+        <w:t>pthread_join()</w:t>
       </w:r>
       <w:r>
         <w:rPr>
@@ -2476,6 +2335,7 @@
       <w:r>
         <w:rPr>
           <w:b/>
+          <w:noProof/>
         </w:rPr>
         <w:drawing>
           <wp:inline distT="0" distB="0" distL="0" distR="0" wp14:anchorId="5D71B948" wp14:editId="4B0949A1">
@@ -2526,64 +2386,42 @@
         <w:t>chờ một thread kết thúc</w:t>
       </w:r>
       <w:r>
-        <w:t>.</w:t>
-      </w:r>
-      <w:r>
-        <w:t xml:space="preserve"> </w:t>
-      </w:r>
-      <w:r>
-        <w:t xml:space="preserve">Khi thread kết thúc, </w:t>
+        <w:t xml:space="preserve">. Khi thread kết thúc, </w:t>
       </w:r>
       <w:r>
         <w:rPr>
           <w:rStyle w:val="HTMLCode"/>
           <w:rFonts w:eastAsiaTheme="minorHAnsi"/>
         </w:rPr>
-        <w:t>pthread_</w:t>
-      </w:r>
-      <w:proofErr w:type="gramStart"/>
+        <w:t>pthread_join()</w:t>
+      </w:r>
+      <w:r>
+        <w:t xml:space="preserve"> có thể lấy </w:t>
+      </w:r>
+      <w:r>
+        <w:rPr>
+          <w:rStyle w:val="Strong"/>
+        </w:rPr>
+        <w:t>giá trị trả về</w:t>
+      </w:r>
+      <w:r>
+        <w:t xml:space="preserve"> của thread (</w:t>
+      </w:r>
       <w:r>
         <w:rPr>
           <w:rStyle w:val="HTMLCode"/>
           <w:rFonts w:eastAsiaTheme="minorHAnsi"/>
         </w:rPr>
-        <w:t>join(</w:t>
-      </w:r>
-      <w:proofErr w:type="gramEnd"/>
+        <w:t>return</w:t>
+      </w:r>
+      <w:r>
+        <w:t xml:space="preserve"> hoặc </w:t>
+      </w:r>
       <w:r>
         <w:rPr>
           <w:rStyle w:val="HTMLCode"/>
           <w:rFonts w:eastAsiaTheme="minorHAnsi"/>
         </w:rPr>
-        <w:t>)</w:t>
-      </w:r>
-      <w:r>
-        <w:t xml:space="preserve"> có thể lấy </w:t>
-      </w:r>
-      <w:r>
-        <w:rPr>
-          <w:rStyle w:val="Strong"/>
-        </w:rPr>
-        <w:t>giá trị trả về</w:t>
-      </w:r>
-      <w:r>
-        <w:t xml:space="preserve"> của thread (</w:t>
-      </w:r>
-      <w:r>
-        <w:rPr>
-          <w:rStyle w:val="HTMLCode"/>
-          <w:rFonts w:eastAsiaTheme="minorHAnsi"/>
-        </w:rPr>
-        <w:t>return</w:t>
-      </w:r>
-      <w:r>
-        <w:t xml:space="preserve"> hoặc </w:t>
-      </w:r>
-      <w:r>
-        <w:rPr>
-          <w:rStyle w:val="HTMLCode"/>
-          <w:rFonts w:eastAsiaTheme="minorHAnsi"/>
-        </w:rPr>
         <w:t>pthread_exit()</w:t>
       </w:r>
       <w:r>
@@ -2601,6 +2439,7 @@
       <w:r>
         <w:rPr>
           <w:b/>
+          <w:noProof/>
         </w:rPr>
         <w:drawing>
           <wp:inline distT="0" distB="0" distL="0" distR="0" wp14:anchorId="3F6BDC6C" wp14:editId="51E8CFC9">
@@ -2648,6 +2487,7 @@
       <w:r>
         <w:rPr>
           <w:b/>
+          <w:noProof/>
         </w:rPr>
         <w:drawing>
           <wp:inline distT="0" distB="0" distL="0" distR="0" wp14:anchorId="56756E2A" wp14:editId="14AFA7EA">
@@ -2695,6 +2535,7 @@
       <w:r>
         <w:rPr>
           <w:b/>
+          <w:noProof/>
         </w:rPr>
         <w:drawing>
           <wp:inline distT="0" distB="0" distL="0" distR="0" wp14:anchorId="57D09B2C" wp14:editId="3642BABC">
@@ -2756,23 +2597,7 @@
           <w:rStyle w:val="HTMLCode"/>
           <w:rFonts w:eastAsiaTheme="minorHAnsi"/>
         </w:rPr>
-        <w:t>pthread_</w:t>
-      </w:r>
-      <w:proofErr w:type="gramStart"/>
-      <w:r>
-        <w:rPr>
-          <w:rStyle w:val="HTMLCode"/>
-          <w:rFonts w:eastAsiaTheme="minorHAnsi"/>
-        </w:rPr>
-        <w:t>join(</w:t>
-      </w:r>
-      <w:proofErr w:type="gramEnd"/>
-      <w:r>
-        <w:rPr>
-          <w:rStyle w:val="HTMLCode"/>
-          <w:rFonts w:eastAsiaTheme="minorHAnsi"/>
-        </w:rPr>
-        <w:t>)</w:t>
+        <w:t>pthread_join()</w:t>
       </w:r>
       <w:r>
         <w:t xml:space="preserve"> để lấy </w:t>
@@ -2825,18 +2650,7 @@
         <w:pStyle w:val="ListParagraph"/>
       </w:pPr>
       <w:r>
-        <w:t xml:space="preserve">Bảo vệ việc truy cập các biến dùng </w:t>
-      </w:r>
-      <w:proofErr w:type="gramStart"/>
-      <w:r>
-        <w:t>chung</w:t>
-      </w:r>
-      <w:proofErr w:type="gramEnd"/>
-      <w:r>
-        <w:t>: Mutex</w:t>
-      </w:r>
-      <w:r>
-        <w:t>.</w:t>
+        <w:t>Bảo vệ việc truy cập các biến dùng chung: Mutex.</w:t>
       </w:r>
     </w:p>
     <w:p>
@@ -2891,6 +2705,7 @@
       <w:r>
         <w:rPr>
           <w:rFonts w:ascii="Times New Roman" w:hAnsi="Times New Roman" w:cs="Times New Roman"/>
+          <w:noProof/>
         </w:rPr>
         <w:drawing>
           <wp:inline distT="0" distB="0" distL="0" distR="0" wp14:anchorId="07679F54" wp14:editId="42957609">
@@ -2938,6 +2753,7 @@
       <w:r>
         <w:rPr>
           <w:rFonts w:ascii="Times New Roman" w:hAnsi="Times New Roman" w:cs="Times New Roman"/>
+          <w:noProof/>
         </w:rPr>
         <w:lastRenderedPageBreak/>
         <w:drawing>
@@ -2979,6 +2795,7 @@
       <w:r>
         <w:rPr>
           <w:rFonts w:ascii="Times New Roman" w:hAnsi="Times New Roman" w:cs="Times New Roman"/>
+          <w:noProof/>
         </w:rPr>
         <w:drawing>
           <wp:inline distT="0" distB="0" distL="0" distR="0" wp14:anchorId="65A3DFF2" wp14:editId="2F162FA1">
@@ -3021,26 +2838,18 @@
       <w:r>
         <w:t xml:space="preserve">Thoạt nhìn, có vẻ như ta có thể loại bỏ vấn đề bằng cách thay ba câu lệnh trong vòng lặp của hàm </w:t>
       </w:r>
-      <w:proofErr w:type="gramStart"/>
       <w:r>
         <w:rPr>
           <w:rStyle w:val="HTMLCode"/>
           <w:rFonts w:eastAsiaTheme="minorHAnsi"/>
         </w:rPr>
-        <w:t>threadFunc(</w:t>
-      </w:r>
-      <w:proofErr w:type="gramEnd"/>
+        <w:t>threadFunc()</w:t>
+      </w:r>
       <w:r>
         <w:rPr>
           <w:rStyle w:val="HTMLCode"/>
           <w:rFonts w:eastAsiaTheme="minorHAnsi"/>
-        </w:rPr>
-        <w:t>)</w:t>
-      </w:r>
-      <w:r>
-        <w:rPr>
-          <w:rStyle w:val="HTMLCode"/>
-          <w:rFonts w:eastAsiaTheme="minorHAnsi"/>
+          <w:noProof/>
         </w:rPr>
         <w:drawing>
           <wp:inline distT="0" distB="0" distL="0" distR="0" wp14:anchorId="1012297A" wp14:editId="2D15F9B2">
@@ -3088,21 +2897,10 @@
         <w:t>RISC</w:t>
       </w:r>
       <w:r>
-        <w:t>), trình biên dịch vẫn phải chuyển câu lệnh duy nhất này thành mã máy gồm các bước tương đương với ba câu lệnh bên trong vòng lặp</w:t>
-      </w:r>
-      <w:r>
-        <w:t>.</w:t>
-      </w:r>
-      <w:r>
-        <w:t xml:space="preserve"> </w:t>
-      </w:r>
-      <w:proofErr w:type="gramStart"/>
-      <w:r>
-        <w:t>kết</w:t>
-      </w:r>
-      <w:proofErr w:type="gramEnd"/>
-      <w:r>
-        <w:t xml:space="preserve"> quả sau khi sửa</w:t>
+        <w:t>), trình biên dịch vẫn phải chuyển câu lệnh duy nhất này thành mã máy gồm các bước tương đương với ba câu lệnh bên trong vòng lặp.</w:t>
+      </w:r>
+      <w:r>
+        <w:t xml:space="preserve"> kết quả sau khi sửa</w:t>
       </w:r>
       <w:r>
         <w:br/>
@@ -3113,6 +2911,7 @@
       <w:r>
         <w:rPr>
           <w:rFonts w:ascii="Times New Roman" w:hAnsi="Times New Roman" w:cs="Times New Roman"/>
+          <w:noProof/>
         </w:rPr>
         <w:drawing>
           <wp:inline distT="0" distB="0" distL="0" distR="0" wp14:anchorId="2514A0D7" wp14:editId="07BD373D">
@@ -3153,25 +2952,13 @@
     </w:p>
     <w:p>
       <w:r>
-        <w:t>Để tránh các vấn đề xảy ra</w:t>
-      </w:r>
-      <w:r>
-        <w:t xml:space="preserve">, </w:t>
-      </w:r>
-      <w:r>
-        <w:t xml:space="preserve">chúng ta phải sử dụng </w:t>
+        <w:t xml:space="preserve">Để tránh các vấn đề xảy ra, chúng ta phải sử dụng </w:t>
       </w:r>
       <w:r>
         <w:rPr>
           <w:rStyle w:val="Strong"/>
         </w:rPr>
-        <w:t>mutex</w:t>
-      </w:r>
-      <w:r>
-        <w:rPr>
-          <w:rStyle w:val="Strong"/>
-        </w:rPr>
-        <w:t xml:space="preserve"> </w:t>
+        <w:t xml:space="preserve">mutex </w:t>
       </w:r>
       <w:r>
         <w:rPr>
@@ -3188,10 +2975,7 @@
         <w:t xml:space="preserve"> </w:t>
       </w:r>
       <w:r>
-        <w:t>đối với bất kỳ tài nguyên dùng chung nào</w:t>
-      </w:r>
-      <w:r>
-        <w:t>.</w:t>
+        <w:t>đối với bất kỳ tài nguyên dùng chung nào.</w:t>
       </w:r>
     </w:p>
     <w:p/>
@@ -3276,7 +3060,6 @@
           <w:szCs w:val="24"/>
         </w:rPr>
       </w:pPr>
-      <w:proofErr w:type="gramStart"/>
       <w:r>
         <w:rPr>
           <w:rFonts w:ascii="Times New Roman" w:eastAsia="Times New Roman" w:hAnsi="Times New Roman" w:cs="Times New Roman"/>
@@ -3287,7 +3070,6 @@
         </w:rPr>
         <w:t>unlocked</w:t>
       </w:r>
-      <w:proofErr w:type="gramEnd"/>
       <w:r>
         <w:rPr>
           <w:rFonts w:ascii="Times New Roman" w:eastAsia="Times New Roman" w:hAnsi="Times New Roman" w:cs="Times New Roman"/>
@@ -3315,13 +3097,7 @@
         <w:t>nhiều nhất chỉ một thread</w:t>
       </w:r>
       <w:r>
-        <w:t xml:space="preserve"> được giữ khóa của một mutex.</w:t>
-      </w:r>
-      <w:r>
-        <w:t xml:space="preserve"> </w:t>
-      </w:r>
-      <w:r>
-        <w:t xml:space="preserve">Khi một thread khóa một mutex, nó trở thành </w:t>
+        <w:t xml:space="preserve"> được giữ khóa của một mutex. Khi một thread khóa một mutex, nó trở thành </w:t>
       </w:r>
       <w:r>
         <w:rPr>
@@ -3330,10 +3106,7 @@
         <w:t>chủ sở hữu (owner)</w:t>
       </w:r>
       <w:r>
-        <w:t xml:space="preserve"> của mutex đó.</w:t>
-      </w:r>
-      <w:r>
-        <w:t xml:space="preserve"> </w:t>
+        <w:t xml:space="preserve"> của mutex đó. </w:t>
       </w:r>
       <w:r>
         <w:rPr>
@@ -3348,6 +3121,9 @@
         <w:jc w:val="center"/>
       </w:pPr>
       <w:r>
+        <w:rPr>
+          <w:noProof/>
+        </w:rPr>
         <w:drawing>
           <wp:inline distT="0" distB="0" distL="0" distR="0" wp14:anchorId="04B96AB3" wp14:editId="60402CA9">
             <wp:extent cx="2872853" cy="2446819"/>
@@ -3406,15 +3182,7 @@
           <w:sz w:val="32"/>
           <w:szCs w:val="32"/>
         </w:rPr>
-        <w:t xml:space="preserve">4.1 </w:t>
-      </w:r>
-      <w:r>
-        <w:rPr>
-          <w:b/>
-          <w:sz w:val="32"/>
-          <w:szCs w:val="32"/>
-        </w:rPr>
-        <w:t>Mutex được cấp phát tĩnh (Statically Allocated Mutexes)</w:t>
+        <w:t>4.1 Mutex được cấp phát tĩnh (Statically Allocated Mutexes)</w:t>
       </w:r>
     </w:p>
     <w:p>
@@ -3488,23 +3256,13 @@
           <w:szCs w:val="24"/>
         </w:rPr>
       </w:pPr>
-      <w:proofErr w:type="gramStart"/>
-      <w:r>
-        <w:rPr>
-          <w:rFonts w:ascii="Times New Roman" w:eastAsia="Times New Roman" w:hAnsi="Times New Roman" w:cs="Times New Roman"/>
-          <w:sz w:val="24"/>
-          <w:szCs w:val="24"/>
-        </w:rPr>
-        <w:t>hoặc</w:t>
-      </w:r>
-      <w:proofErr w:type="gramEnd"/>
-      <w:r>
-        <w:rPr>
-          <w:rFonts w:ascii="Times New Roman" w:eastAsia="Times New Roman" w:hAnsi="Times New Roman" w:cs="Times New Roman"/>
-          <w:sz w:val="24"/>
-          <w:szCs w:val="24"/>
-        </w:rPr>
-        <w:t xml:space="preserve"> được tạo </w:t>
+      <w:r>
+        <w:rPr>
+          <w:rFonts w:ascii="Times New Roman" w:eastAsia="Times New Roman" w:hAnsi="Times New Roman" w:cs="Times New Roman"/>
+          <w:sz w:val="24"/>
+          <w:szCs w:val="24"/>
+        </w:rPr>
+        <w:t xml:space="preserve">hoặc được tạo </w:t>
       </w:r>
       <w:r>
         <w:rPr>
@@ -3555,6 +3313,9 @@
         <w:jc w:val="center"/>
       </w:pPr>
       <w:r>
+        <w:rPr>
+          <w:noProof/>
+        </w:rPr>
         <w:drawing>
           <wp:inline distT="0" distB="0" distL="0" distR="0" wp14:anchorId="1D6E192F" wp14:editId="2C072273">
             <wp:extent cx="3821373" cy="348169"/>
@@ -3606,6 +3367,9 @@
         <w:jc w:val="center"/>
       </w:pPr>
       <w:r>
+        <w:rPr>
+          <w:noProof/>
+        </w:rPr>
         <w:drawing>
           <wp:inline distT="0" distB="0" distL="0" distR="0" wp14:anchorId="3017F5ED" wp14:editId="31459544">
             <wp:extent cx="5240740" cy="1145012"/>
@@ -3653,80 +3417,61 @@
           <w:rStyle w:val="HTMLCode"/>
           <w:rFonts w:eastAsiaTheme="minorHAnsi"/>
         </w:rPr>
-        <w:t>pthread_mutex_</w:t>
-      </w:r>
-      <w:proofErr w:type="gramStart"/>
+        <w:t>pthread_mutex_lock()</w:t>
+      </w:r>
+      <w:r>
+        <w:t xml:space="preserve">.Nếu mutex đang bị </w:t>
+      </w:r>
+      <w:r>
+        <w:rPr>
+          <w:rStyle w:val="Strong"/>
+        </w:rPr>
+        <w:t>một thread khác giữ</w:t>
+      </w:r>
+      <w:r>
+        <w:t xml:space="preserve">, </w:t>
+      </w:r>
       <w:r>
         <w:rPr>
           <w:rStyle w:val="HTMLCode"/>
           <w:rFonts w:eastAsiaTheme="minorHAnsi"/>
         </w:rPr>
-        <w:t>lock(</w:t>
-      </w:r>
-      <w:proofErr w:type="gramEnd"/>
-      <w:r>
-        <w:rPr>
-          <w:rStyle w:val="HTMLCode"/>
-          <w:rFonts w:eastAsiaTheme="minorHAnsi"/>
-        </w:rPr>
-        <w:t>)</w:t>
-      </w:r>
-      <w:r>
-        <w:t xml:space="preserve">.Nếu mutex đang bị </w:t>
+        <w:t>pthread_mutex_lock()</w:t>
+      </w:r>
+      <w:r>
+        <w:t xml:space="preserve"> sẽ </w:t>
       </w:r>
       <w:r>
         <w:rPr>
           <w:rStyle w:val="Strong"/>
         </w:rPr>
-        <w:t>một thread khác giữ</w:t>
-      </w:r>
-      <w:r>
-        <w:t xml:space="preserve">, </w:t>
-      </w:r>
-      <w:r>
-        <w:rPr>
-          <w:rStyle w:val="HTMLCode"/>
-          <w:rFonts w:eastAsiaTheme="minorHAnsi"/>
-        </w:rPr>
-        <w:t>pthread_mutex_lock()</w:t>
-      </w:r>
-      <w:r>
-        <w:t xml:space="preserve"> sẽ </w:t>
+        <w:t>block</w:t>
+      </w:r>
+      <w:r>
+        <w:t xml:space="preserve"> cho đến khi mutex được mở khóa. Sau đó nó sẽ khóa mutex và trả về.</w:t>
+      </w:r>
+    </w:p>
+    <w:p>
+      <w:r>
+        <w:t xml:space="preserve">Nếu </w:t>
       </w:r>
       <w:r>
         <w:rPr>
           <w:rStyle w:val="Strong"/>
         </w:rPr>
-        <w:t>block</w:t>
-      </w:r>
-      <w:r>
-        <w:t xml:space="preserve"> cho đến khi mutex được mở khóa. Sau đó nó sẽ khóa mutex và trả về.</w:t>
-      </w:r>
-    </w:p>
-    <w:p>
-      <w:r>
-        <w:t xml:space="preserve">Nếu </w:t>
+        <w:t>chính thread đang gọi</w:t>
+      </w:r>
+      <w:r>
+        <w:t xml:space="preserve"> trước đó đã khóa mutex này rồi, thì với </w:t>
       </w:r>
       <w:r>
         <w:rPr>
           <w:rStyle w:val="Strong"/>
         </w:rPr>
-        <w:t>chính thread đang gọi</w:t>
-      </w:r>
-      <w:r>
-        <w:t xml:space="preserve"> trước đó đã khóa mutex này rồi, thì với </w:t>
-      </w:r>
-      <w:r>
-        <w:rPr>
-          <w:rStyle w:val="Strong"/>
-        </w:rPr>
         <w:t>loại mutex mặc định</w:t>
       </w:r>
       <w:r>
-        <w:t>, sẽ xảy ra một trong hai khả năng</w:t>
-      </w:r>
-      <w:r>
-        <w:t>:</w:t>
+        <w:t>, sẽ xảy ra một trong hai khả năng:</w:t>
       </w:r>
     </w:p>
     <w:p>
@@ -3792,33 +3537,14 @@
         <w:t>.</w:t>
       </w:r>
       <w:r>
-        <w:t xml:space="preserve"> </w:t>
-      </w:r>
-      <w:r>
-        <w:t xml:space="preserve">Nếu có nhiều thread khác đang chờ lấy mutex được mở khóa bởi </w:t>
+        <w:t xml:space="preserve"> Nếu có nhiều thread khác đang chờ lấy mutex được mở khóa bởi </w:t>
       </w:r>
       <w:r>
         <w:rPr>
           <w:rStyle w:val="HTMLCode"/>
           <w:rFonts w:eastAsiaTheme="minorHAnsi"/>
         </w:rPr>
-        <w:t>pthread_mutex_</w:t>
-      </w:r>
-      <w:proofErr w:type="gramStart"/>
-      <w:r>
-        <w:rPr>
-          <w:rStyle w:val="HTMLCode"/>
-          <w:rFonts w:eastAsiaTheme="minorHAnsi"/>
-        </w:rPr>
-        <w:t>unlock(</w:t>
-      </w:r>
-      <w:proofErr w:type="gramEnd"/>
-      <w:r>
-        <w:rPr>
-          <w:rStyle w:val="HTMLCode"/>
-          <w:rFonts w:eastAsiaTheme="minorHAnsi"/>
-        </w:rPr>
-        <w:t>)</w:t>
+        <w:t>pthread_mutex_unlock()</w:t>
       </w:r>
       <w:r>
         <w:t xml:space="preserve">, thì </w:t>
@@ -3838,6 +3564,9 @@
         <w:jc w:val="center"/>
       </w:pPr>
       <w:r>
+        <w:rPr>
+          <w:noProof/>
+        </w:rPr>
         <w:drawing>
           <wp:inline distT="0" distB="0" distL="0" distR="0" wp14:anchorId="017CD5E6" wp14:editId="1FBD3AD7">
             <wp:extent cx="3063922" cy="2319714"/>
@@ -3884,6 +3613,7 @@
       <w:r>
         <w:rPr>
           <w:rFonts w:ascii="Times New Roman" w:hAnsi="Times New Roman" w:cs="Times New Roman"/>
+          <w:noProof/>
         </w:rPr>
         <w:drawing>
           <wp:inline distT="0" distB="0" distL="0" distR="0" wp14:anchorId="05DD154A" wp14:editId="00F72DFD">
@@ -3938,23 +3668,7 @@
           <w:rStyle w:val="HTMLCode"/>
           <w:rFonts w:eastAsiaTheme="minorHAnsi"/>
         </w:rPr>
-        <w:t>pthread_mutex_</w:t>
-      </w:r>
-      <w:proofErr w:type="gramStart"/>
-      <w:r>
-        <w:rPr>
-          <w:rStyle w:val="HTMLCode"/>
-          <w:rFonts w:eastAsiaTheme="minorHAnsi"/>
-        </w:rPr>
-        <w:t>trylock(</w:t>
-      </w:r>
-      <w:proofErr w:type="gramEnd"/>
-      <w:r>
-        <w:rPr>
-          <w:rStyle w:val="HTMLCode"/>
-          <w:rFonts w:eastAsiaTheme="minorHAnsi"/>
-        </w:rPr>
-        <w:t>)</w:t>
+        <w:t>pthread_mutex_trylock()</w:t>
       </w:r>
       <w:r>
         <w:t xml:space="preserve"> hoạt động giống </w:t>
@@ -4036,96 +3750,62 @@
           <w:rStyle w:val="HTMLCode"/>
           <w:rFonts w:eastAsiaTheme="minorHAnsi"/>
         </w:rPr>
-        <w:t>pthread_mutex_</w:t>
-      </w:r>
-      <w:proofErr w:type="gramStart"/>
+        <w:t>pthread_mutex_timedlock()</w:t>
+      </w:r>
+      <w:r>
+        <w:t xml:space="preserve"> cũng hoạt động giống </w:t>
+      </w:r>
       <w:r>
         <w:rPr>
           <w:rStyle w:val="HTMLCode"/>
           <w:rFonts w:eastAsiaTheme="minorHAnsi"/>
         </w:rPr>
-        <w:t>timedlock(</w:t>
-      </w:r>
-      <w:proofErr w:type="gramEnd"/>
+        <w:t xml:space="preserve">pthread_mutex_lock()nhunwg quy đinh thời gin ngủ để chờ lấy mutex nếu thời gian hết thì trả về lỗi </w:t>
+      </w:r>
+      <w:r>
+        <w:t>ETIMEDOUT.</w:t>
+      </w:r>
+    </w:p>
+    <w:p/>
+    <w:p>
+      <w:pPr>
+        <w:pStyle w:val="pdq2pgselectionanchorcontainer"/>
+      </w:pPr>
+      <w:r>
+        <w:t xml:space="preserve">Mutex </w:t>
+      </w:r>
+      <w:r>
+        <w:rPr>
+          <w:rStyle w:val="Strong"/>
+        </w:rPr>
+        <w:t xml:space="preserve">chỉ cần gọi system call </w:t>
+      </w:r>
+      <w:r>
+        <w:rPr>
+          <w:rStyle w:val="Strong"/>
+        </w:rPr>
+        <w:t xml:space="preserve">chỉ </w:t>
+      </w:r>
+      <w:r>
+        <w:rPr>
+          <w:rStyle w:val="Strong"/>
+        </w:rPr>
+        <w:t>khi xảy ra tranh chấp khóa</w:t>
+      </w:r>
+      <w:r>
+        <w:rPr>
+          <w:rStyle w:val="Strong"/>
+        </w:rPr>
+        <w:t xml:space="preserve">, đơn tốn thoiwg gian hơn semaphore hay file lock. </w:t>
+      </w:r>
+      <w:r>
+        <w:t xml:space="preserve">Các trường hợp tranh chấp khóa sẽ được xử lý bằng system call </w:t>
+      </w:r>
       <w:r>
         <w:rPr>
           <w:rStyle w:val="HTMLCode"/>
-          <w:rFonts w:eastAsiaTheme="minorHAnsi"/>
-        </w:rPr>
-        <w:t>)</w:t>
-      </w:r>
-      <w:r>
-        <w:t xml:space="preserve"> cũng hoạt động giống </w:t>
-      </w:r>
-      <w:r>
-        <w:rPr>
-          <w:rStyle w:val="HTMLCode"/>
-          <w:rFonts w:eastAsiaTheme="minorHAnsi"/>
-        </w:rPr>
-        <w:t>pthread_mutex_lock()</w:t>
-      </w:r>
-      <w:r>
-        <w:rPr>
-          <w:rStyle w:val="HTMLCode"/>
-          <w:rFonts w:eastAsiaTheme="minorHAnsi"/>
-        </w:rPr>
-        <w:t xml:space="preserve">nhunwg quy đinh thời gin ngủ để chờ lấy mutex nếu thời gian hết thì trả về lỗi </w:t>
-      </w:r>
-      <w:r>
-        <w:t>ETIMEDOUT</w:t>
-      </w:r>
-      <w:r>
-        <w:t>.</w:t>
-      </w:r>
-    </w:p>
-    <w:p/>
-    <w:p>
-      <w:pPr>
-        <w:pStyle w:val="pdq2pgselectionanchorcontainer"/>
-      </w:pPr>
-      <w:r>
-        <w:t xml:space="preserve">Mutex </w:t>
-      </w:r>
-      <w:r>
-        <w:rPr>
-          <w:rStyle w:val="Strong"/>
-        </w:rPr>
-        <w:t xml:space="preserve">chỉ cần gọi system call </w:t>
-      </w:r>
-      <w:r>
-        <w:rPr>
-          <w:rStyle w:val="Strong"/>
-        </w:rPr>
-        <w:t xml:space="preserve">chỉ </w:t>
-      </w:r>
-      <w:r>
-        <w:rPr>
-          <w:rStyle w:val="Strong"/>
-        </w:rPr>
-        <w:t>khi xảy ra tranh chấp khóa</w:t>
-      </w:r>
-      <w:r>
-        <w:rPr>
-          <w:rStyle w:val="Strong"/>
-        </w:rPr>
-        <w:t xml:space="preserve">, đơn tốn thoiwg gian hơn semaphore hay file lock. </w:t>
-      </w:r>
-      <w:r>
-        <w:t xml:space="preserve">Các trường hợp tranh chấp khóa sẽ được xử lý bằng system call </w:t>
-      </w:r>
-      <w:proofErr w:type="gramStart"/>
-      <w:r>
-        <w:rPr>
-          <w:rStyle w:val="HTMLCode"/>
-        </w:rPr>
-        <w:t>futex(</w:t>
-      </w:r>
-      <w:proofErr w:type="gramEnd"/>
-      <w:r>
-        <w:rPr>
-          <w:rStyle w:val="HTMLCode"/>
-        </w:rPr>
-        <w:t>)</w:t>
+        </w:rPr>
+        <w:t>futex()</w:t>
       </w:r>
       <w:r>
         <w:t>.</w:t>
@@ -4169,6 +3849,7 @@
       <w:r>
         <w:rPr>
           <w:b/>
+          <w:noProof/>
         </w:rPr>
         <w:lastRenderedPageBreak/>
         <w:drawing>
@@ -4249,25 +3930,7 @@
           <w:sz w:val="24"/>
           <w:szCs w:val="24"/>
         </w:rPr>
-        <w:t xml:space="preserve">Sau đó mỗi thread lại cố khóa mutex mà thread </w:t>
-      </w:r>
-      <w:proofErr w:type="gramStart"/>
-      <w:r>
-        <w:rPr>
-          <w:rFonts w:ascii="Times New Roman" w:eastAsia="Times New Roman" w:hAnsi="Times New Roman" w:cs="Times New Roman"/>
-          <w:sz w:val="24"/>
-          <w:szCs w:val="24"/>
-        </w:rPr>
-        <w:t>kia</w:t>
-      </w:r>
-      <w:proofErr w:type="gramEnd"/>
-      <w:r>
-        <w:rPr>
-          <w:rFonts w:ascii="Times New Roman" w:eastAsia="Times New Roman" w:hAnsi="Times New Roman" w:cs="Times New Roman"/>
-          <w:sz w:val="24"/>
-          <w:szCs w:val="24"/>
-        </w:rPr>
-        <w:t xml:space="preserve"> đang giữ. </w:t>
+        <w:t xml:space="preserve">Sau đó mỗi thread lại cố khóa mutex mà thread kia đang giữ. </w:t>
       </w:r>
     </w:p>
     <w:p>
@@ -4321,15 +3984,7 @@
           <w:sz w:val="32"/>
           <w:szCs w:val="32"/>
         </w:rPr>
-        <w:t xml:space="preserve">4.3 </w:t>
-      </w:r>
-      <w:r>
-        <w:rPr>
-          <w:b/>
-          <w:sz w:val="32"/>
-          <w:szCs w:val="32"/>
-        </w:rPr>
-        <w:t>Khởi tạo mutex động (Dynamically Initializing a Mutex)</w:t>
+        <w:t>4.3 Khởi tạo mutex động (Dynamically Initializing a Mutex)</w:t>
       </w:r>
     </w:p>
     <w:p>
@@ -4359,6 +4014,7 @@
       <w:r>
         <w:rPr>
           <w:rFonts w:ascii="Times New Roman" w:eastAsia="Times New Roman" w:hAnsi="Times New Roman" w:cs="Times New Roman"/>
+          <w:noProof/>
         </w:rPr>
         <w:drawing>
           <wp:inline distT="0" distB="0" distL="0" distR="0" wp14:anchorId="477DE343" wp14:editId="46075182">
@@ -4406,23 +4062,7 @@
           <w:rStyle w:val="HTMLCode"/>
           <w:rFonts w:eastAsiaTheme="minorHAnsi"/>
         </w:rPr>
-        <w:t>pthread_mutex_</w:t>
-      </w:r>
-      <w:proofErr w:type="gramStart"/>
-      <w:r>
-        <w:rPr>
-          <w:rStyle w:val="HTMLCode"/>
-          <w:rFonts w:eastAsiaTheme="minorHAnsi"/>
-        </w:rPr>
-        <w:t>init(</w:t>
-      </w:r>
-      <w:proofErr w:type="gramEnd"/>
-      <w:r>
-        <w:rPr>
-          <w:rStyle w:val="HTMLCode"/>
-          <w:rFonts w:eastAsiaTheme="minorHAnsi"/>
-        </w:rPr>
-        <w:t>)</w:t>
+        <w:t>pthread_mutex_init()</w:t>
       </w:r>
       <w:r>
         <w:t xml:space="preserve"> thay vì bộ khởi tạo tĩnh:</w:t>
@@ -4440,10 +4080,7 @@
         </w:rPr>
       </w:pPr>
       <w:r>
-        <w:t>Mutex được cấp phát động trên heap.</w:t>
-      </w:r>
-      <w:r>
-        <w:t xml:space="preserve"> Tạo danh sách liên kết động và mỗi phần tử có 1 trường </w:t>
+        <w:t xml:space="preserve">Mutex được cấp phát động trên heap. Tạo danh sách liên kết động và mỗi phần tử có 1 trường </w:t>
       </w:r>
       <w:r>
         <w:t>mutex để bảo vệ.</w:t>
@@ -4499,13 +4136,7 @@
         <w:t>được cấp phát động (trên heap)</w:t>
       </w:r>
       <w:r>
-        <w:t xml:space="preserve"> không còn cần thiết nữa</w:t>
-      </w:r>
-      <w:r>
-        <w:t xml:space="preserve"> và </w:t>
-      </w:r>
-      <w:r>
-        <w:t xml:space="preserve">mutex đang ở trạng thái </w:t>
+        <w:t xml:space="preserve"> không còn cần thiết nữa và mutex đang ở trạng thái </w:t>
       </w:r>
       <w:r>
         <w:rPr>
@@ -4514,33 +4145,14 @@
         <w:t>đã mở khóa</w:t>
       </w:r>
       <w:r>
-        <w:t>, nó nên được hủy bằng hàm</w:t>
-      </w:r>
-      <w:r>
-        <w:t xml:space="preserve"> </w:t>
+        <w:t xml:space="preserve">, nó nên được hủy bằng hàm </w:t>
       </w:r>
       <w:r>
         <w:rPr>
           <w:rStyle w:val="HTMLCode"/>
           <w:rFonts w:eastAsiaTheme="minorHAnsi"/>
         </w:rPr>
-        <w:t>pthread_mutex_</w:t>
-      </w:r>
-      <w:proofErr w:type="gramStart"/>
-      <w:r>
-        <w:rPr>
-          <w:rStyle w:val="HTMLCode"/>
-          <w:rFonts w:eastAsiaTheme="minorHAnsi"/>
-        </w:rPr>
-        <w:t>destroy(</w:t>
-      </w:r>
-      <w:proofErr w:type="gramEnd"/>
-      <w:r>
-        <w:rPr>
-          <w:rStyle w:val="HTMLCode"/>
-          <w:rFonts w:eastAsiaTheme="minorHAnsi"/>
-        </w:rPr>
-        <w:t>)</w:t>
+        <w:t>pthread_mutex_destroy()</w:t>
       </w:r>
       <w:r>
         <w:t>.</w:t>
@@ -4583,15 +4195,7 @@
           <w:sz w:val="32"/>
           <w:szCs w:val="32"/>
         </w:rPr>
-        <w:t xml:space="preserve">5. </w:t>
-      </w:r>
-      <w:r>
-        <w:rPr>
-          <w:b/>
-          <w:sz w:val="32"/>
-          <w:szCs w:val="32"/>
-        </w:rPr>
-        <w:t>Báo hiệu sự thay đổi trạng thái: Condition Variable</w:t>
+        <w:t>5. Báo hiệu sự thay đổi trạng thái: Condition Variable</w:t>
       </w:r>
     </w:p>
     <w:p>
@@ -4620,13 +4224,8 @@
           <w:b/>
         </w:rPr>
       </w:pPr>
-      <w:proofErr w:type="gramStart"/>
-      <w:r>
-        <w:t>một</w:t>
-      </w:r>
-      <w:proofErr w:type="gramEnd"/>
-      <w:r>
-        <w:t xml:space="preserve"> thread </w:t>
+      <w:r>
+        <w:t xml:space="preserve">một thread </w:t>
       </w:r>
       <w:r>
         <w:rPr>
@@ -4635,10 +4234,7 @@
         <w:t>thông báo</w:t>
       </w:r>
       <w:r>
-        <w:t xml:space="preserve"> cho các thread khác về sự thay đổi trạng thái của một biến dùng chung</w:t>
-      </w:r>
-      <w:r>
-        <w:t>.</w:t>
+        <w:t xml:space="preserve"> cho các thread khác về sự thay đổi trạng thái của một biến dùng chung.</w:t>
       </w:r>
     </w:p>
     <w:p>
@@ -4654,23 +4250,13 @@
           <w:szCs w:val="24"/>
         </w:rPr>
       </w:pPr>
-      <w:proofErr w:type="gramStart"/>
-      <w:r>
-        <w:rPr>
-          <w:rFonts w:ascii="Times New Roman" w:eastAsia="Times New Roman" w:hAnsi="Times New Roman" w:cs="Times New Roman"/>
-          <w:sz w:val="24"/>
-          <w:szCs w:val="24"/>
-        </w:rPr>
-        <w:t>đồng</w:t>
-      </w:r>
-      <w:proofErr w:type="gramEnd"/>
-      <w:r>
-        <w:rPr>
-          <w:rFonts w:ascii="Times New Roman" w:eastAsia="Times New Roman" w:hAnsi="Times New Roman" w:cs="Times New Roman"/>
-          <w:sz w:val="24"/>
-          <w:szCs w:val="24"/>
-        </w:rPr>
-        <w:t xml:space="preserve"> thời cho phép các thread khác </w:t>
+      <w:r>
+        <w:rPr>
+          <w:rFonts w:ascii="Times New Roman" w:eastAsia="Times New Roman" w:hAnsi="Times New Roman" w:cs="Times New Roman"/>
+          <w:sz w:val="24"/>
+          <w:szCs w:val="24"/>
+        </w:rPr>
+        <w:t xml:space="preserve">đồng thời cho phép các thread khác </w:t>
       </w:r>
       <w:r>
         <w:rPr>
@@ -4704,6 +4290,7 @@
       <w:r>
         <w:rPr>
           <w:rFonts w:ascii="Times New Roman" w:eastAsia="Times New Roman" w:hAnsi="Times New Roman" w:cs="Times New Roman"/>
+          <w:noProof/>
           <w:sz w:val="24"/>
           <w:szCs w:val="24"/>
         </w:rPr>
@@ -4757,6 +4344,7 @@
         <w:rPr>
           <w:rFonts w:ascii="Times New Roman" w:eastAsia="Times New Roman" w:hAnsi="Times New Roman" w:cs="Times New Roman"/>
           <w:b/>
+          <w:noProof/>
         </w:rPr>
         <w:drawing>
           <wp:inline distT="0" distB="0" distL="0" distR="0" wp14:anchorId="73A3D65E" wp14:editId="60163DA3">
@@ -4798,6 +4386,7 @@
         <w:rPr>
           <w:rFonts w:ascii="Times New Roman" w:eastAsia="Times New Roman" w:hAnsi="Times New Roman" w:cs="Times New Roman"/>
           <w:b/>
+          <w:noProof/>
         </w:rPr>
         <w:drawing>
           <wp:inline distT="0" distB="0" distL="0" distR="0" wp14:anchorId="10678126" wp14:editId="6D39DDA0">
@@ -4873,13 +4462,7 @@
         <w:ind w:left="360"/>
       </w:pPr>
       <w:r>
-        <w:t>Condition variable</w:t>
-      </w:r>
-      <w:r>
-        <w:t xml:space="preserve"> </w:t>
-      </w:r>
-      <w:r>
-        <w:t xml:space="preserve">cho phép một thread </w:t>
+        <w:t xml:space="preserve">Condition variable cho phép một thread </w:t>
       </w:r>
       <w:r>
         <w:rPr>
@@ -4897,10 +4480,7 @@
         <w:t xml:space="preserve">thông báo </w:t>
       </w:r>
       <w:r>
-        <w:t>rằng nó cần phải thực hiện một công việc nào đó</w:t>
-      </w:r>
-      <w:r>
-        <w:t>.</w:t>
+        <w:t>rằng nó cần phải thực hiện một công việc nào đó.</w:t>
       </w:r>
     </w:p>
     <w:p>
@@ -4944,34 +4524,21 @@
         </w:numPr>
         <w:spacing w:before="100" w:beforeAutospacing="1" w:after="100" w:afterAutospacing="1" w:line="240" w:lineRule="auto"/>
       </w:pPr>
-      <w:proofErr w:type="gramStart"/>
-      <w:r>
-        <w:t>hoặc</w:t>
-      </w:r>
-      <w:proofErr w:type="gramEnd"/>
-      <w:r>
-        <w:t xml:space="preserve"> cấp phát động.</w:t>
-      </w:r>
-    </w:p>
-    <w:p>
-      <w:pPr>
-        <w:rPr>
-          <w:rFonts w:ascii="Times New Roman" w:eastAsia="Times New Roman" w:hAnsi="Times New Roman" w:cs="Times New Roman"/>
-        </w:rPr>
-      </w:pPr>
-      <w:proofErr w:type="gramStart"/>
-      <w:r>
-        <w:rPr>
-          <w:rFonts w:ascii="Times New Roman" w:eastAsia="Times New Roman" w:hAnsi="Times New Roman" w:cs="Times New Roman"/>
-        </w:rPr>
-        <w:t>cấp</w:t>
-      </w:r>
-      <w:proofErr w:type="gramEnd"/>
-      <w:r>
-        <w:rPr>
-          <w:rFonts w:ascii="Times New Roman" w:eastAsia="Times New Roman" w:hAnsi="Times New Roman" w:cs="Times New Roman"/>
-        </w:rPr>
-        <w:t xml:space="preserve"> phát tĩnh:</w:t>
+      <w:r>
+        <w:t>hoặc cấp phát động.</w:t>
+      </w:r>
+    </w:p>
+    <w:p>
+      <w:pPr>
+        <w:rPr>
+          <w:rFonts w:ascii="Times New Roman" w:eastAsia="Times New Roman" w:hAnsi="Times New Roman" w:cs="Times New Roman"/>
+        </w:rPr>
+      </w:pPr>
+      <w:r>
+        <w:rPr>
+          <w:rFonts w:ascii="Times New Roman" w:eastAsia="Times New Roman" w:hAnsi="Times New Roman" w:cs="Times New Roman"/>
+        </w:rPr>
+        <w:t>cấp phát tĩnh:</w:t>
       </w:r>
     </w:p>
     <w:p>
@@ -4984,6 +4551,7 @@
       <w:r>
         <w:rPr>
           <w:rFonts w:ascii="Times New Roman" w:eastAsia="Times New Roman" w:hAnsi="Times New Roman" w:cs="Times New Roman"/>
+          <w:noProof/>
         </w:rPr>
         <w:drawing>
           <wp:inline distT="0" distB="0" distL="0" distR="0" wp14:anchorId="137483A0" wp14:editId="755E8B30">
@@ -5032,6 +4600,7 @@
       <w:r>
         <w:rPr>
           <w:rFonts w:ascii="Times New Roman" w:eastAsia="Times New Roman" w:hAnsi="Times New Roman" w:cs="Times New Roman"/>
+          <w:noProof/>
         </w:rPr>
         <w:lastRenderedPageBreak/>
         <w:drawing>
@@ -5080,6 +4649,7 @@
       <w:r>
         <w:rPr>
           <w:rFonts w:ascii="Times New Roman" w:eastAsia="Times New Roman" w:hAnsi="Times New Roman" w:cs="Times New Roman"/>
+          <w:noProof/>
         </w:rPr>
         <w:drawing>
           <wp:inline distT="0" distB="0" distL="0" distR="0" wp14:anchorId="79B0EFF3" wp14:editId="343C5528">
@@ -5134,6 +4704,7 @@
       <w:r>
         <w:rPr>
           <w:rFonts w:ascii="Times New Roman" w:eastAsia="Times New Roman" w:hAnsi="Times New Roman" w:cs="Times New Roman"/>
+          <w:noProof/>
         </w:rPr>
         <w:drawing>
           <wp:inline distT="0" distB="0" distL="0" distR="0" wp14:anchorId="619E0F65" wp14:editId="785CACF6">
@@ -5174,6 +4745,7 @@
       <w:r>
         <w:rPr>
           <w:rFonts w:ascii="Times New Roman" w:eastAsia="Times New Roman" w:hAnsi="Times New Roman" w:cs="Times New Roman"/>
+          <w:noProof/>
         </w:rPr>
         <w:drawing>
           <wp:inline distT="0" distB="0" distL="0" distR="0" wp14:anchorId="5EB04E7C" wp14:editId="2BB3BD90">
@@ -5213,61 +4785,56 @@
       </w:r>
     </w:p>
     <w:p>
-      <w:pPr>
-        <w:rPr>
-          <w:rFonts w:ascii="Times New Roman" w:eastAsia="Times New Roman" w:hAnsi="Times New Roman" w:cs="Times New Roman"/>
-        </w:rPr>
-      </w:pPr>
       <w:r>
         <w:rPr>
           <w:rStyle w:val="HTMLCode"/>
           <w:rFonts w:eastAsiaTheme="minorHAnsi"/>
         </w:rPr>
-        <w:t>pthread_cond_</w:t>
-      </w:r>
-      <w:proofErr w:type="gramStart"/>
+        <w:t>pthread_cond_wait()</w:t>
+      </w:r>
+      <w:r>
+        <w:t xml:space="preserve"> </w:t>
+      </w:r>
+      <w:r>
+        <w:rPr>
+          <w:rStyle w:val="Strong"/>
+        </w:rPr>
+        <w:t>tự unlock → sleep chờ signal → lock lại</w:t>
+      </w:r>
+      <w:r>
+        <w:t xml:space="preserve"> trước khi trả về.</w:t>
+      </w:r>
+    </w:p>
+    <w:p>
+      <w:r>
+        <w:t xml:space="preserve">Sau khi </w:t>
+      </w:r>
       <w:r>
         <w:rPr>
           <w:rStyle w:val="HTMLCode"/>
           <w:rFonts w:eastAsiaTheme="minorHAnsi"/>
         </w:rPr>
-        <w:t>wait(</w:t>
-      </w:r>
-      <w:proofErr w:type="gramEnd"/>
+        <w:t>pthread_cond_wait()</w:t>
+      </w:r>
+      <w:r>
+        <w:t xml:space="preserve"> trả về, không có gì đảm bảo điều kiện (predicate) vẫn đúng. Vì vậy phải kiểm tra lại bằng </w:t>
+      </w:r>
       <w:r>
         <w:rPr>
           <w:rStyle w:val="HTMLCode"/>
           <w:rFonts w:eastAsiaTheme="minorHAnsi"/>
         </w:rPr>
-        <w:t>)</w:t>
-      </w:r>
-      <w:r>
-        <w:t xml:space="preserve"> </w:t>
-      </w:r>
-      <w:r>
-        <w:rPr>
-          <w:rStyle w:val="Strong"/>
-        </w:rPr>
-        <w:t>tự unlock → sleep</w:t>
-      </w:r>
-      <w:r>
-        <w:rPr>
-          <w:rStyle w:val="Strong"/>
-        </w:rPr>
-        <w:t xml:space="preserve"> chờ signal</w:t>
-      </w:r>
-      <w:r>
-        <w:rPr>
-          <w:rStyle w:val="Strong"/>
-        </w:rPr>
-        <w:t xml:space="preserve"> → lock lại</w:t>
-      </w:r>
-      <w:r>
-        <w:t xml:space="preserve"> trước khi trả về.</w:t>
-      </w:r>
+        <w:t>while</w:t>
+      </w:r>
+      <w:r>
+        <w:t>.</w:t>
+      </w:r>
+    </w:p>
+    <w:p>
       <w:bookmarkStart w:id="0" w:name="_GoBack"/>
       <w:bookmarkEnd w:id="0"/>
     </w:p>
+    <w:p/>
     <w:sectPr>
       <w:pgSz w:w="12240" w:h="15840"/>
       <w:pgMar w:top="1440" w:right="1440" w:bottom="1440" w:left="1440" w:header="720" w:footer="720" w:gutter="0"/>

--- a/Linux/Thread/Thread.docx
+++ b/Linux/Thread/Thread.docx
@@ -2,6 +2,7 @@
 <file path=word/document.xml><?xml version="1.0" encoding="utf-8"?>
 <w:document xmlns:wpc="http://schemas.microsoft.com/office/word/2010/wordprocessingCanvas" xmlns:mc="http://schemas.openxmlformats.org/markup-compatibility/2006" xmlns:o="urn:schemas-microsoft-com:office:office" xmlns:r="http://schemas.openxmlformats.org/officeDocument/2006/relationships" xmlns:m="http://schemas.openxmlformats.org/officeDocument/2006/math" xmlns:v="urn:schemas-microsoft-com:vml" xmlns:wp14="http://schemas.microsoft.com/office/word/2010/wordprocessingDrawing" xmlns:wp="http://schemas.openxmlformats.org/drawingml/2006/wordprocessingDrawing" xmlns:w10="urn:schemas-microsoft-com:office:word" xmlns:w="http://schemas.openxmlformats.org/wordprocessingml/2006/main" xmlns:w14="http://schemas.microsoft.com/office/word/2010/wordml" xmlns:w15="http://schemas.microsoft.com/office/word/2012/wordml" xmlns:wpg="http://schemas.microsoft.com/office/word/2010/wordprocessingGroup" xmlns:wpi="http://schemas.microsoft.com/office/word/2010/wordprocessingInk" xmlns:wne="http://schemas.microsoft.com/office/word/2006/wordml" xmlns:wps="http://schemas.microsoft.com/office/word/2010/wordprocessingShape" mc:Ignorable="w14 w15 wp14">
   <w:body>
+    <w:p/>
     <w:p>
       <w:r>
         <w:t xml:space="preserve">Cũng giống như </w:t>
@@ -1082,6 +1083,8 @@
         </w:rPr>
         <w:t xml:space="preserve">ngay trước cả khi </w:t>
       </w:r>
+      <w:bookmarkStart w:id="0" w:name="_GoBack"/>
+      <w:bookmarkEnd w:id="0"/>
       <w:r>
         <w:rPr>
           <w:rStyle w:val="HTMLCode"/>
@@ -4830,10 +4833,7 @@
         <w:t>.</w:t>
       </w:r>
     </w:p>
-    <w:p>
-      <w:bookmarkStart w:id="0" w:name="_GoBack"/>
-      <w:bookmarkEnd w:id="0"/>
-    </w:p>
+    <w:p/>
     <w:p/>
     <w:sectPr>
       <w:pgSz w:w="12240" w:h="15840"/>

--- a/Linux/Thread/Thread.docx
+++ b/Linux/Thread/Thread.docx
@@ -1083,8 +1083,6 @@
         </w:rPr>
         <w:t xml:space="preserve">ngay trước cả khi </w:t>
       </w:r>
-      <w:bookmarkStart w:id="0" w:name="_GoBack"/>
-      <w:bookmarkEnd w:id="0"/>
       <w:r>
         <w:rPr>
           <w:rStyle w:val="HTMLCode"/>
@@ -2795,6 +2793,20 @@
           </wp:inline>
         </w:drawing>
       </w:r>
+    </w:p>
+    <w:p>
+      <w:pPr>
+        <w:rPr>
+          <w:rFonts w:ascii="Times New Roman" w:hAnsi="Times New Roman" w:cs="Times New Roman"/>
+        </w:rPr>
+      </w:pPr>
+    </w:p>
+    <w:p>
+      <w:pPr>
+        <w:rPr>
+          <w:rFonts w:ascii="Times New Roman" w:hAnsi="Times New Roman" w:cs="Times New Roman"/>
+        </w:rPr>
+      </w:pPr>
       <w:r>
         <w:rPr>
           <w:rFonts w:ascii="Times New Roman" w:hAnsi="Times New Roman" w:cs="Times New Roman"/>
@@ -3071,6 +3083,7 @@
           <w:sz w:val="24"/>
           <w:szCs w:val="24"/>
         </w:rPr>
+        <w:lastRenderedPageBreak/>
         <w:t>unlocked</w:t>
       </w:r>
       <w:r>
@@ -3090,7 +3103,6 @@
         </w:rPr>
       </w:pPr>
       <w:r>
-        <w:lastRenderedPageBreak/>
         <w:t xml:space="preserve">Tại bất kỳ thời điểm nào, </w:t>
       </w:r>
       <w:r>
@@ -4014,6 +4026,7 @@
           <w:rFonts w:ascii="Times New Roman" w:eastAsia="Times New Roman" w:hAnsi="Times New Roman" w:cs="Times New Roman"/>
         </w:rPr>
       </w:pPr>
+      <w:bookmarkStart w:id="0" w:name="_GoBack"/>
       <w:r>
         <w:rPr>
           <w:rFonts w:ascii="Times New Roman" w:eastAsia="Times New Roman" w:hAnsi="Times New Roman" w:cs="Times New Roman"/>
@@ -4055,6 +4068,7 @@
           </wp:inline>
         </w:drawing>
       </w:r>
+      <w:bookmarkEnd w:id="0"/>
     </w:p>
     <w:p>
       <w:r>
